--- a/Fase 1/Evidencias Grupales/1.5_Guía Estudiante_Fase 1_Definición Proyecto APT.docx
+++ b/Fase 1/Evidencias Grupales/1.5_Guía Estudiante_Fase 1_Definición Proyecto APT.docx
@@ -1,6 +1,6 @@
 
 <file path=word/document.xml><?xml version="1.0" encoding="utf-8"?>
-<w:document xmlns:wpc="http://schemas.microsoft.com/office/word/2010/wordprocessingCanvas" xmlns:cx="http://schemas.microsoft.com/office/drawing/2014/chartex" xmlns:cx1="http://schemas.microsoft.com/office/drawing/2015/9/8/chartex" xmlns:cx2="http://schemas.microsoft.com/office/drawing/2015/10/21/chartex" xmlns:cx3="http://schemas.microsoft.com/office/drawing/2016/5/9/chartex" xmlns:cx4="http://schemas.microsoft.com/office/drawing/2016/5/10/chartex" xmlns:cx5="http://schemas.microsoft.com/office/drawing/2016/5/11/chartex" xmlns:cx6="http://schemas.microsoft.com/office/drawing/2016/5/12/chartex" xmlns:cx7="http://schemas.microsoft.com/office/drawing/2016/5/13/chartex" xmlns:cx8="http://schemas.microsoft.com/office/drawing/2016/5/14/chartex" xmlns:mc="http://schemas.openxmlformats.org/markup-compatibility/2006" xmlns:aink="http://schemas.microsoft.com/office/drawing/2016/ink" xmlns:am3d="http://schemas.microsoft.com/office/drawing/2017/model3d" xmlns:o="urn:schemas-microsoft-com:office:office" xmlns:oel="http://schemas.microsoft.com/office/2019/extlst" xmlns:r="http://schemas.openxmlformats.org/officeDocument/2006/relationships" xmlns:m="http://schemas.openxmlformats.org/officeDocument/2006/math" xmlns:v="urn:schemas-microsoft-com:vml" xmlns:wp14="http://schemas.microsoft.com/office/word/2010/wordprocessingDrawing" xmlns:wp="http://schemas.openxmlformats.org/drawingml/2006/wordprocessingDrawing" xmlns:w10="urn:schemas-microsoft-com:office:word" xmlns:w="http://schemas.openxmlformats.org/wordprocessingml/2006/main" xmlns:w14="http://schemas.microsoft.com/office/word/2010/wordml" xmlns:w15="http://schemas.microsoft.com/office/word/2012/wordml" xmlns:w16cex="http://schemas.microsoft.com/office/word/2018/wordml/cex" xmlns:w16cid="http://schemas.microsoft.com/office/word/2016/wordml/cid" xmlns:w16="http://schemas.microsoft.com/office/word/2018/wordml" xmlns:w16du="http://schemas.microsoft.com/office/word/2023/wordml/word16du" xmlns:w16sdtdh="http://schemas.microsoft.com/office/word/2020/wordml/sdtdatahash" xmlns:w16sdtfl="http://schemas.microsoft.com/office/word/2024/wordml/sdtformatlock" xmlns:w16se="http://schemas.microsoft.com/office/word/2015/wordml/symex" xmlns:wpg="http://schemas.microsoft.com/office/word/2010/wordprocessingGroup" xmlns:wpi="http://schemas.microsoft.com/office/word/2010/wordprocessingInk" xmlns:wne="http://schemas.microsoft.com/office/word/2006/wordml" xmlns:wps="http://schemas.microsoft.com/office/word/2010/wordprocessingShape" mc:Ignorable="w14 w15 w16se w16cid w16 w16cex w16sdtdh w16sdtfl w16du wp14">
+<w:document xmlns:wpc="http://schemas.microsoft.com/office/word/2010/wordprocessingCanvas" xmlns:cx="http://schemas.microsoft.com/office/drawing/2014/chartex" xmlns:cx1="http://schemas.microsoft.com/office/drawing/2015/9/8/chartex" xmlns:cx2="http://schemas.microsoft.com/office/drawing/2015/10/21/chartex" xmlns:cx3="http://schemas.microsoft.com/office/drawing/2016/5/9/chartex" xmlns:cx4="http://schemas.microsoft.com/office/drawing/2016/5/10/chartex" xmlns:cx5="http://schemas.microsoft.com/office/drawing/2016/5/11/chartex" xmlns:cx6="http://schemas.microsoft.com/office/drawing/2016/5/12/chartex" xmlns:cx7="http://schemas.microsoft.com/office/drawing/2016/5/13/chartex" xmlns:cx8="http://schemas.microsoft.com/office/drawing/2016/5/14/chartex" xmlns:mc="http://schemas.openxmlformats.org/markup-compatibility/2006" xmlns:aink="http://schemas.microsoft.com/office/drawing/2016/ink" xmlns:am3d="http://schemas.microsoft.com/office/drawing/2017/model3d" xmlns:o="urn:schemas-microsoft-com:office:office" xmlns:r="http://schemas.openxmlformats.org/officeDocument/2006/relationships" xmlns:m="http://schemas.openxmlformats.org/officeDocument/2006/math" xmlns:v="urn:schemas-microsoft-com:vml" xmlns:wp14="http://schemas.microsoft.com/office/word/2010/wordprocessingDrawing" xmlns:wp="http://schemas.openxmlformats.org/drawingml/2006/wordprocessingDrawing" xmlns:w10="urn:schemas-microsoft-com:office:word" xmlns:w="http://schemas.openxmlformats.org/wordprocessingml/2006/main" xmlns:w14="http://schemas.microsoft.com/office/word/2010/wordml" xmlns:w15="http://schemas.microsoft.com/office/word/2012/wordml" xmlns:w16cex="http://schemas.microsoft.com/office/word/2018/wordml/cex" xmlns:w16cid="http://schemas.microsoft.com/office/word/2016/wordml/cid" xmlns:w16="http://schemas.microsoft.com/office/word/2018/wordml" xmlns:w16sdtdh="http://schemas.microsoft.com/office/word/2020/wordml/sdtdatahash" xmlns:w16se="http://schemas.microsoft.com/office/word/2015/wordml/symex" xmlns:wpg="http://schemas.microsoft.com/office/word/2010/wordprocessingGroup" xmlns:wpi="http://schemas.microsoft.com/office/word/2010/wordprocessingInk" xmlns:wne="http://schemas.microsoft.com/office/word/2006/wordml" xmlns:wps="http://schemas.microsoft.com/office/word/2010/wordprocessingShape" mc:Ignorable="w14 w15 w16se w16cid w16 w16cex w16sdtdh wp14">
   <w:body>
     <w:p>
       <w:r>
@@ -188,7 +188,7 @@
           </mc:Choice>
           <mc:Fallback>
             <w:pict>
-              <v:group w14:anchorId="1C06A4FA" id="Grupo 1" o:spid="_x0000_s1026" style="position:absolute;margin-left:-34.3pt;margin-top:2.65pt;width:518.15pt;height:117.05pt;z-index:251658240" coordorigin="20557,30367" coordsize="65805,14865" o:gfxdata="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">
+              <v:group w14:anchorId="1C06A4FA" id="Grupo 1" o:spid="_x0000_s1026" style="position:absolute;margin-left:-34.3pt;margin-top:2.65pt;width:518.15pt;height:117.05pt;z-index:251658240" coordorigin="20557,30367" coordsize="65805,14865" o:gfxdata="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">
                 <v:group id="Grupo 2" o:spid="_x0000_s1027" style="position:absolute;left:20557;top:30367;width:65805;height:14865" coordsize="59034,14868" o:gfxdata="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">
                   <v:rect id="Rectángulo 3" o:spid="_x0000_s1028" style="position:absolute;width:59034;height:14868;visibility:visible;mso-wrap-style:square;v-text-anchor:middle" o:gfxdata="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" filled="f" stroked="f">
                     <v:textbox inset="2.53958mm,2.53958mm,2.53958mm,2.53958mm">
@@ -779,7 +779,21 @@
                 <w:b/>
                 <w:bCs/>
               </w:rPr>
-              <w:t>Ingeniería en informática</w:t>
+              <w:t xml:space="preserve">Ingeniería en </w:t>
+            </w:r>
+            <w:r>
+              <w:rPr>
+                <w:b/>
+                <w:bCs/>
+              </w:rPr>
+              <w:t>I</w:t>
+            </w:r>
+            <w:r>
+              <w:rPr>
+                <w:b/>
+                <w:bCs/>
+              </w:rPr>
+              <w:t>nformática</w:t>
             </w:r>
           </w:p>
         </w:tc>
@@ -888,7 +902,17 @@
                 <w:szCs w:val="28"/>
               </w:rPr>
               <w:lastRenderedPageBreak/>
-              <w:t>2. Descripción Proyecto APT</w:t>
+              <w:t xml:space="preserve">2. Descripción </w:t>
+            </w:r>
+            <w:r>
+              <w:rPr>
+                <w:b/>
+                <w:bCs/>
+                <w:color w:val="1F3864"/>
+                <w:sz w:val="28"/>
+                <w:szCs w:val="28"/>
+              </w:rPr>
+              <w:t>Proyecto APT</w:t>
             </w:r>
           </w:p>
         </w:tc>
@@ -925,7 +949,13 @@
               <w:rPr>
                 <w:color w:val="1F3864"/>
               </w:rPr>
-              <w:t xml:space="preserve">En la descripción debes señalar brevemente el nombre de tu proyecto APT y las competencias del perfil de egreso que vas a poner en práctica. Si en tu carrera están definidas las áreas de desempeño, también menciona a qué áreas de desempeño está vinculado el proyecto. </w:t>
+              <w:t>En la descripción debes señalar brevemente el nombre de tu proyecto APT y las competencias del perfil de egreso que vas a poner en práctica. Si en tu carrera están definidas las áreas de desempeño, también menciona a qué áreas de desempeño es</w:t>
+            </w:r>
+            <w:r>
+              <w:rPr>
+                <w:color w:val="1F3864"/>
+              </w:rPr>
+              <w:t xml:space="preserve">tá vinculado el proyecto. </w:t>
             </w:r>
           </w:p>
         </w:tc>
@@ -1232,7 +1262,15 @@
                 <w:iCs/>
                 <w:color w:val="000000" w:themeColor="text1"/>
               </w:rPr>
-              <w:t>Implementar soluciones de software escalables, aplicando buenas prácticas de seguridad e integración de sistemas informáticos.</w:t>
+              <w:t>Implementar soluciones de software escalables, aplicando buenas prácticas de seguridad e integración de s</w:t>
+            </w:r>
+            <w:r>
+              <w:rPr>
+                <w:i/>
+                <w:iCs/>
+                <w:color w:val="000000" w:themeColor="text1"/>
+              </w:rPr>
+              <w:t>istemas informáticos.</w:t>
             </w:r>
           </w:p>
         </w:tc>
@@ -1418,7 +1456,27 @@
                 <w:sz w:val="20"/>
                 <w:szCs w:val="20"/>
               </w:rPr>
-              <w:t xml:space="preserve">Todo proyecto, ya sea una innovación, producto, servicio, etc., pretende dar respuesta a una situación o problemática. Señala qué problema busca solucionar tu proyecto y la relevancia que tiene para el campo laboral de tu carrera. También menciona el contexto en que esta problemática se sitúa (lugar, a quienes impactaría, etc.). Es importante que esta problemática sea relevante en el contexto de la profesión, siendo su resolución un aporte real o simulado a la organización u entorno en el que se sitúa. Algunas preguntas que pueden ayudarte a responder este apartado son: </w:t>
+              <w:t>Todo proyecto, ya sea una innovación, producto, servicio, etc., pretende dar respuesta a una situación o problemática. Señala qué problema busca solucionar tu proyecto y la relevancia que tiene para el campo laboral de tu carrera. También menciona el conte</w:t>
+            </w:r>
+            <w:r>
+              <w:rPr>
+                <w:i/>
+                <w:iCs/>
+                <w:color w:val="548DD4"/>
+                <w:sz w:val="20"/>
+                <w:szCs w:val="20"/>
+              </w:rPr>
+              <w:t>xto en que esta problemática se sitúa (lugar, a quienes impactaría, etc.). Es importante que esta problemática sea relevante en el contexto de la profesión, siendo su resolución un aporte real o simulado a la organización u entorno en el que se sitúa. Algu</w:t>
+            </w:r>
+            <w:r>
+              <w:rPr>
+                <w:i/>
+                <w:iCs/>
+                <w:color w:val="548DD4"/>
+                <w:sz w:val="20"/>
+                <w:szCs w:val="20"/>
+              </w:rPr>
+              <w:t xml:space="preserve">nas preguntas que pueden ayudarte a responder este apartado son: </w:t>
             </w:r>
           </w:p>
           <w:p>
@@ -1490,7 +1548,17 @@
                 <w:sz w:val="20"/>
                 <w:szCs w:val="20"/>
               </w:rPr>
-              <w:t xml:space="preserve">¿Dónde se ubica la situación que vas a abordar? (Ej.: País, región, comuna o institución) ¿Cuáles son las características principales de ese lugar? </w:t>
+              <w:t>¿Dónde se ubica la situación que vas a abordar? (Ej.: País, región, comuna o institución) ¿</w:t>
+            </w:r>
+            <w:r>
+              <w:rPr>
+                <w:i/>
+                <w:iCs/>
+                <w:color w:val="548DD4"/>
+                <w:sz w:val="20"/>
+                <w:szCs w:val="20"/>
+              </w:rPr>
+              <w:t xml:space="preserve">Cuáles son las características principales de ese lugar? </w:t>
             </w:r>
           </w:p>
           <w:p>
@@ -1559,7 +1627,17 @@
                 <w:sz w:val="20"/>
                 <w:szCs w:val="20"/>
               </w:rPr>
-              <w:t>¿Cuál sería el aporte de valor (real o simulado) de tu Proyecto APT para el contexto laboral y/o social en que se situaría?</w:t>
+              <w:t>¿Cuál sería el aporte de valor (real o simulado) de tu Proyecto APT para el context</w:t>
+            </w:r>
+            <w:r>
+              <w:rPr>
+                <w:i/>
+                <w:iCs/>
+                <w:color w:val="548DD4"/>
+                <w:sz w:val="20"/>
+                <w:szCs w:val="20"/>
+              </w:rPr>
+              <w:t>o laboral y/o social en que se situaría?</w:t>
             </w:r>
           </w:p>
           <w:p>
@@ -1621,7 +1699,28 @@
                 <w:iCs/>
               </w:rPr>
               <w:lastRenderedPageBreak/>
-              <w:t>En el contexto actual de las carnicerías de gestión independiente, las decisiones de compra de producto para abastecerse se basan gran parte en la intuición de sus encargados, esto ya sea por la experiencia y tiempo en el mercado o incluso por la falta de digitalización o manejo de indicadores para optimizar y mejorar sus decisiones de negocio. Esto genera un dilema operativo de alto impacto económico.</w:t>
+              <w:t>En el contexto actual de las carnicerías de gestión independiente, las decisiones de compra de producto para abastecerse se basan</w:t>
+            </w:r>
+            <w:r>
+              <w:rPr>
+                <w:i/>
+                <w:iCs/>
+              </w:rPr>
+              <w:t xml:space="preserve"> en</w:t>
+            </w:r>
+            <w:r>
+              <w:rPr>
+                <w:i/>
+                <w:iCs/>
+              </w:rPr>
+              <w:t xml:space="preserve"> gran parte en la intuición de sus encargados, esto ya sea por la </w:t>
+            </w:r>
+            <w:r>
+              <w:rPr>
+                <w:i/>
+                <w:iCs/>
+              </w:rPr>
+              <w:t>experiencia y tiempo en el mercado o incluso por la falta de digitalización o manejo de indicadores para optimizar y mejorar sus decisiones de negocio. Esto genera un dilema operativo de alto impacto económico.</w:t>
             </w:r>
           </w:p>
           <w:p>
@@ -1644,7 +1743,14 @@
                 <w:i/>
                 <w:iCs/>
               </w:rPr>
-              <w:t>1- Quiebre de Stock (Desabastecimiento): El agotamiento prematuro de productos perecibles, que causa pérdida de ventas directas e insatisfacción del cliente.</w:t>
+              <w:t>1- Quiebre de Stock (Desabastecimiento): El a</w:t>
+            </w:r>
+            <w:r>
+              <w:rPr>
+                <w:i/>
+                <w:iCs/>
+              </w:rPr>
+              <w:t>gotamiento prematuro de productos perecibles, que causa pérdida de ventas directas e insatisfacción del cliente.</w:t>
             </w:r>
           </w:p>
           <w:p>
@@ -1683,7 +1789,14 @@
                 <w:i/>
                 <w:iCs/>
               </w:rPr>
-              <w:t xml:space="preserve"> y Merma: La compra excesiva de carne fresca, que al ser altamente perecible sufre un rápido deterioro físico resultando en pérdidas monetarias por desperdicio. </w:t>
+              <w:t xml:space="preserve"> y Merma: La compra excesiva de carne fresca, que al ser altamente perecible sufre un rápido deterioro físico resultando en p</w:t>
+            </w:r>
+            <w:r>
+              <w:rPr>
+                <w:i/>
+                <w:iCs/>
+              </w:rPr>
+              <w:t xml:space="preserve">érdidas monetarias por desperdicio. </w:t>
             </w:r>
           </w:p>
           <w:p>
@@ -1731,7 +1844,21 @@
                 <w:i/>
                 <w:iCs/>
               </w:rPr>
-              <w:t xml:space="preserve"> es altamente relevante porque complementa la experiencia empírica con modelos predictivos avanzados de datos, así como también con algoritmos de aprendizaje automático. Esto reduce sistemáticamente tanto las mermas como las ventas perdidas. La problemática se sitúa en una carnicería tradicional de gestión independiente (entorno acotado y controlado), beneficiando directamente a los dueños del local en su rentabilidad diaria y disminuyendo el desperdicio alimentario de productos cárnicos.</w:t>
+              <w:t xml:space="preserve"> es altamente relevante porque complementa la experiencia empírica con modelos predictivos avanzados de datos, así como también con algoritmos de aprendizaje automático. Esto reduce sistemáticamente tanto las </w:t>
+            </w:r>
+            <w:r>
+              <w:rPr>
+                <w:i/>
+                <w:iCs/>
+              </w:rPr>
+              <w:t>mermas como las ventas perdidas. La problemática se sitúa en una carnicería tradicional de gestión independiente (entorno acotado y controlado), beneficiando directamente a los dueños del local en su rentabilidad diaria y disminuyendo el desperdicio alimen</w:t>
+            </w:r>
+            <w:r>
+              <w:rPr>
+                <w:i/>
+                <w:iCs/>
+              </w:rPr>
+              <w:t>tario de productos cárnicos.</w:t>
             </w:r>
           </w:p>
           <w:p>
@@ -1881,7 +2008,13 @@
               <w:rPr>
                 <w:i/>
               </w:rPr>
-              <w:t xml:space="preserve"> se espera desarrollar un prototipo de sistema web inteligente que permita a una carnicería de gestión independiente pasar de un abastecimiento basado en la intuición a uno apoyado en datos. El proyecto combina el desarrollo de software transaccional (gestión de productos, inventario, ventas y proveedores) con un motor de Machine </w:t>
+              <w:t xml:space="preserve"> se espera desarrollar un prototipo de sistema web inteligente que permita a una carnicería de gestión independiente pasar de un abastecimiento basado en la intuición a uno apoyado en datos. El proyecto combina el desarrollo de software transaccio</w:t>
+            </w:r>
+            <w:r>
+              <w:rPr>
+                <w:i/>
+              </w:rPr>
+              <w:t xml:space="preserve">nal (gestión de productos, inventario, ventas y proveedores) con un motor de Machine </w:t>
             </w:r>
             <w:proofErr w:type="spellStart"/>
             <w:r>
@@ -1909,7 +2042,13 @@
               <w:rPr>
                 <w:i/>
               </w:rPr>
-              <w:t xml:space="preserve"> de la carne, y genera automáticamente una lista de recomendaciones de compra y alertas de riesgo de quiebre de stock, presentadas en un </w:t>
+              <w:t xml:space="preserve"> de la carne, y genera automáticam</w:t>
+            </w:r>
+            <w:r>
+              <w:rPr>
+                <w:i/>
+              </w:rPr>
+              <w:t xml:space="preserve">ente una lista de recomendaciones de compra y alertas de riesgo de quiebre de stock, presentadas en un </w:t>
             </w:r>
             <w:proofErr w:type="spellStart"/>
             <w:r>
@@ -1930,7 +2069,13 @@
                 <w:i/>
               </w:rPr>
               <w:lastRenderedPageBreak/>
-              <w:t xml:space="preserve">ventas perdidas por desabastecimiento, en un ciclo de desarrollo replanificado a 10 semanas efectivas mediante </w:t>
+              <w:t>ventas perdidas por desabastecimiento, en</w:t>
+            </w:r>
+            <w:r>
+              <w:rPr>
+                <w:i/>
+              </w:rPr>
+              <w:t xml:space="preserve"> un ciclo de desarrollo replanificado a 10 semanas efectivas mediante </w:t>
             </w:r>
             <w:proofErr w:type="spellStart"/>
             <w:r>
@@ -1997,7 +2142,17 @@
                 <w:sz w:val="20"/>
                 <w:szCs w:val="20"/>
               </w:rPr>
-              <w:t xml:space="preserve">Justifica cómo se relaciona tu Proyecto APT con el perfil de egreso de tu carrera y, en particular, con las competencias del perfil de egreso que seleccionaste anteriormente. </w:t>
+              <w:t>Justifica cómo se relaciona tu Proyecto APT con el perfil de egreso de tu carrera y, en particular, con las compete</w:t>
+            </w:r>
+            <w:r>
+              <w:rPr>
+                <w:i/>
+                <w:iCs/>
+                <w:color w:val="548DD4"/>
+                <w:sz w:val="20"/>
+                <w:szCs w:val="20"/>
+              </w:rPr>
+              <w:t xml:space="preserve">ncias del perfil de egreso que seleccionaste anteriormente. </w:t>
             </w:r>
           </w:p>
           <w:p>
@@ -2228,7 +2383,17 @@
                 <w:sz w:val="20"/>
                 <w:szCs w:val="20"/>
               </w:rPr>
-              <w:t>Señala cómo se relaciona el Proyecto APT que propones con tus intereses profesionales.</w:t>
+              <w:t xml:space="preserve">Señala cómo se relaciona el Proyecto APT que propones con tus intereses </w:t>
+            </w:r>
+            <w:r>
+              <w:rPr>
+                <w:i/>
+                <w:iCs/>
+                <w:color w:val="548DD4"/>
+                <w:sz w:val="20"/>
+                <w:szCs w:val="20"/>
+              </w:rPr>
+              <w:t>profesionales.</w:t>
             </w:r>
           </w:p>
           <w:p>
@@ -2499,11 +2664,9 @@
                 <w:sz w:val="20"/>
                 <w:szCs w:val="20"/>
               </w:rPr>
-              <w:t xml:space="preserve">Justifica brevemente por qué es posible desarrollar tu proyecto APT. Considera el tiempo y materiales que necesitas para desarrollarlo, así como los posibles factores externos que podrían dificultar y facilitar su desarrollo.  </w:t>
-            </w:r>
-          </w:p>
-          <w:p>
-            <w:pPr>
+              <w:t>Justifica brevemente po</w:t>
+            </w:r>
+            <w:r>
               <w:rPr>
                 <w:i/>
                 <w:iCs/>
@@ -2511,8 +2674,11 @@
                 <w:sz w:val="20"/>
                 <w:szCs w:val="20"/>
               </w:rPr>
-            </w:pPr>
-            <w:r>
+              <w:t xml:space="preserve">r qué es posible desarrollar tu proyecto APT. Considera el tiempo y materiales que necesitas para desarrollarlo, así como los posibles factores externos que podrían dificultar y facilitar su desarrollo.  </w:t>
+            </w:r>
+          </w:p>
+          <w:p>
+            <w:pPr>
               <w:rPr>
                 <w:i/>
                 <w:iCs/>
@@ -2520,7 +2686,26 @@
                 <w:sz w:val="20"/>
                 <w:szCs w:val="20"/>
               </w:rPr>
-              <w:t>¿Por qué crees es posible desarrollar tu Proyecto APT? Para responder esta pregunta debes tener en consideración:</w:t>
+            </w:pPr>
+            <w:r>
+              <w:rPr>
+                <w:i/>
+                <w:iCs/>
+                <w:color w:val="548DD4"/>
+                <w:sz w:val="20"/>
+                <w:szCs w:val="20"/>
+              </w:rPr>
+              <w:t>¿Por qué crees es posible desarrollar tu Proyecto A</w:t>
+            </w:r>
+            <w:r>
+              <w:rPr>
+                <w:i/>
+                <w:iCs/>
+                <w:color w:val="548DD4"/>
+                <w:sz w:val="20"/>
+                <w:szCs w:val="20"/>
+              </w:rPr>
+              <w:t>PT? Para responder esta pregunta debes tener en consideración:</w:t>
             </w:r>
           </w:p>
           <w:p>
@@ -2684,7 +2869,17 @@
                 <w:sz w:val="20"/>
                 <w:szCs w:val="20"/>
               </w:rPr>
-              <w:t>Factores externos que dificultan su desarrollo y maneras en que podrías solucionarlos</w:t>
+              <w:t xml:space="preserve">Factores externos que dificultan su desarrollo y maneras en que </w:t>
+            </w:r>
+            <w:r>
+              <w:rPr>
+                <w:i/>
+                <w:iCs/>
+                <w:color w:val="548DD4"/>
+                <w:sz w:val="20"/>
+                <w:szCs w:val="20"/>
+              </w:rPr>
+              <w:t>podrías solucionarlos</w:t>
             </w:r>
           </w:p>
           <w:p>
@@ -2812,13 +3007,27 @@
               <w:rPr>
                 <w:i/>
               </w:rPr>
-              <w:t xml:space="preserve">, integración en tiempo real con ERPs, </w:t>
+              <w:t xml:space="preserve">, integración en tiempo real con </w:t>
             </w:r>
             <w:proofErr w:type="spellStart"/>
             <w:r>
               <w:rPr>
                 <w:i/>
               </w:rPr>
+              <w:t>ERPs</w:t>
+            </w:r>
+            <w:proofErr w:type="spellEnd"/>
+            <w:r>
+              <w:rPr>
+                <w:i/>
+              </w:rPr>
+              <w:t xml:space="preserve">, </w:t>
+            </w:r>
+            <w:proofErr w:type="spellStart"/>
+            <w:r>
+              <w:rPr>
+                <w:i/>
+              </w:rPr>
               <w:t>IoT</w:t>
             </w:r>
             <w:proofErr w:type="spellEnd"/>
@@ -2882,13 +3091,27 @@
               <w:rPr>
                 <w:i/>
               </w:rPr>
-              <w:t xml:space="preserve"> en Python e infraestructura Cloud), sin requerir hardware especializado. Como factores externos que facilitan el desarrollo contamos con la división clara de responsabilidades entre nosotros (Software Engineer y Data </w:t>
+              <w:t xml:space="preserve"> en Python e infraestructura Cloud), sin requerir hardware especializado. Como factores externos que facilitan el desarrollo contamos con la división clara de responsabilidades entre nosotros (Software </w:t>
             </w:r>
             <w:proofErr w:type="spellStart"/>
             <w:r>
               <w:rPr>
                 <w:i/>
               </w:rPr>
+              <w:t>Engineer</w:t>
+            </w:r>
+            <w:proofErr w:type="spellEnd"/>
+            <w:r>
+              <w:rPr>
+                <w:i/>
+              </w:rPr>
+              <w:t xml:space="preserve"> y Data </w:t>
+            </w:r>
+            <w:proofErr w:type="spellStart"/>
+            <w:r>
+              <w:rPr>
+                <w:i/>
+              </w:rPr>
               <w:t>Scientist</w:t>
             </w:r>
             <w:proofErr w:type="spellEnd"/>
@@ -2928,21 +3151,7 @@
               <w:rPr>
                 <w:i/>
               </w:rPr>
-              <w:t xml:space="preserve"> complejidad y trabajo extra que supondría escalar la plataforma a un entorno Mobile, por lo cual mitigamos el riesgo directamente trabajándola como web </w:t>
-            </w:r>
-            <w:proofErr w:type="gramStart"/>
-            <w:r>
-              <w:rPr>
-                <w:i/>
-              </w:rPr>
-              <w:t>app</w:t>
-            </w:r>
-            <w:proofErr w:type="gramEnd"/>
-            <w:r>
-              <w:rPr>
-                <w:i/>
-              </w:rPr>
-              <w:t>.</w:t>
+              <w:t xml:space="preserve"> complejidad y trabajo extra que supondría escalar la plataforma a un entorno Mobile, por lo cual mitigamos el riesgo directamente trabajándola como web app.</w:t>
             </w:r>
           </w:p>
         </w:tc>
@@ -3076,7 +3285,19 @@
                 <w:color w:val="1F3864"/>
               </w:rPr>
               <w:lastRenderedPageBreak/>
-              <w:t>En este apartado debes definir objetivos generales y específicos del Proyecto APT. Es importante aclarar que los objetivos se deben plantear en forma clara, concisa y sin dar mayores explicaciones, es decir, deben entenderse por sí solos. Se sugiere redactarlos utilizando un verbo en infinitivo, pues ello obliga a precisar acciones concretas.</w:t>
+              <w:t xml:space="preserve">En este apartado debes definir objetivos generales y específicos del Proyecto APT. Es </w:t>
+            </w:r>
+            <w:r>
+              <w:rPr>
+                <w:color w:val="1F3864"/>
+              </w:rPr>
+              <w:t>importante aclarar que los objetivos se deben plantear en forma clara, concisa y sin dar mayores explicaciones, es decir, deben entenderse por sí solos. Se sugiere redactarlos utilizando un verbo en infinitivo, pues ello obliga a precisar acciones concreta</w:t>
+            </w:r>
+            <w:r>
+              <w:rPr>
+                <w:color w:val="1F3864"/>
+              </w:rPr>
+              <w:t>s.</w:t>
             </w:r>
           </w:p>
         </w:tc>
@@ -3161,7 +3382,17 @@
                 <w:sz w:val="20"/>
                 <w:szCs w:val="20"/>
               </w:rPr>
-              <w:t>Describe el o los objetivos generales de tu trabajo. Estos representan las grandes metas del proyecto que realizarás, de manera que te servirán de guía para que, una vez finalizado todo el proceso, puedas contrastar el resultado con lo planificado y así ver en qué medida fue posible cumplirlo.</w:t>
+              <w:t>Describe el o los objetivos generales de tu trabajo. Estos representan las grandes metas del proyecto que realizarás, de manera que te servirán de guía para que, una vez finalizado todo el proceso, puedas contrastar el resultado con l</w:t>
+            </w:r>
+            <w:r>
+              <w:rPr>
+                <w:i/>
+                <w:iCs/>
+                <w:color w:val="548DD4"/>
+                <w:sz w:val="20"/>
+                <w:szCs w:val="20"/>
+              </w:rPr>
+              <w:t>o planificado y así ver en qué medida fue posible cumplirlo.</w:t>
             </w:r>
           </w:p>
           <w:p>
@@ -3651,7 +3882,17 @@
                 <w:sz w:val="20"/>
                 <w:szCs w:val="20"/>
               </w:rPr>
-              <w:t>Cuando el proyecto a desarrollar es grupal, es necesario incorporar la definición de las funciones, tareas y responsabilidades asociadas a cada integrante del equipo.</w:t>
+              <w:t>Cuando el proyecto a desarrollar es grupal, es necesario incorporar la definición de las funciones, ta</w:t>
+            </w:r>
+            <w:r>
+              <w:rPr>
+                <w:i/>
+                <w:iCs/>
+                <w:color w:val="548DD4"/>
+                <w:sz w:val="20"/>
+                <w:szCs w:val="20"/>
+              </w:rPr>
+              <w:t>reas y responsabilidades asociadas a cada integrante del equipo.</w:t>
             </w:r>
           </w:p>
           <w:p>
@@ -4138,7 +4379,10 @@
               <w:t xml:space="preserve">A continuación, describe qué evidencias serán evaluadas en el informe de avance y en el informe final de tu proyecto APT. Estas evidencias deben ser acordadas con tu docente. </w:t>
             </w:r>
             <w:r>
-              <w:t xml:space="preserve"> Se entenderá por evidencia los productos que se desarrollen durante el proyecto y cuyo propósito sea visibilizar o documentar cómo se ha implementado el trabajo. </w:t>
+              <w:t xml:space="preserve"> Se entenderá por evidencia los productos que se desarrollen durante el proyecto </w:t>
+            </w:r>
+            <w:r>
+              <w:t xml:space="preserve">y cuyo propósito sea visibilizar o documentar cómo se ha implementado el trabajo. </w:t>
             </w:r>
             <w:r>
               <w:rPr>
@@ -4552,7 +4796,10 @@
               </w:rPr>
             </w:pPr>
             <w:r>
-              <w:t>Modelo de Base de Datos (Diagrama Entidad-Relación)</w:t>
+              <w:t xml:space="preserve">Modelo de </w:t>
+            </w:r>
+            <w:r>
+              <w:t>Base de Datos (Diagrama Entidad-Relación)</w:t>
             </w:r>
           </w:p>
         </w:tc>
@@ -4620,7 +4867,10 @@
               </w:rPr>
             </w:pPr>
             <w:r>
-              <w:t>Evidencia el diseño técnico que sustenta el control transaccional del inventario.</w:t>
+              <w:t>Evidencia el diseño técnico que sustenta el control transaccional del inventar</w:t>
+            </w:r>
+            <w:r>
+              <w:t>io.</w:t>
             </w:r>
           </w:p>
         </w:tc>
@@ -4745,7 +4995,10 @@
               </w:rPr>
             </w:pPr>
             <w:r>
-              <w:t>Sustenta las decisiones de modelamiento predictivo y demuestra el manejo de los datos del dominio.</w:t>
+              <w:t xml:space="preserve">Sustenta las decisiones de modelamiento predictivo y demuestra el manejo de los datos del </w:t>
+            </w:r>
+            <w:r>
+              <w:t>dominio.</w:t>
             </w:r>
           </w:p>
         </w:tc>
@@ -5092,7 +5345,10 @@
               </w:rPr>
             </w:pPr>
             <w:r>
-              <w:t>Informe de Evaluación del Modelo Predictivo</w:t>
+              <w:t>Informe de Evaluación del Mode</w:t>
+            </w:r>
+            <w:r>
+              <w:t>lo Predictivo</w:t>
             </w:r>
           </w:p>
         </w:tc>
@@ -5273,7 +5529,10 @@
               </w:rPr>
             </w:pPr>
             <w:r>
-              <w:t>Garantiza la reproducibilidad del proyecto y su comprensión por terceros.</w:t>
+              <w:t>Garantiza l</w:t>
+            </w:r>
+            <w:r>
+              <w:t>a reproducibilidad del proyecto y su comprensión por terceros.</w:t>
             </w:r>
           </w:p>
         </w:tc>
@@ -5376,21 +5635,7 @@
                 <w:color w:val="1F3864"/>
               </w:rPr>
               <w:lastRenderedPageBreak/>
-              <w:t xml:space="preserve">En la siguiente tabla define la planificación de tu Proyecto APT </w:t>
-            </w:r>
-            <w:proofErr w:type="gramStart"/>
-            <w:r>
-              <w:rPr>
-                <w:color w:val="1F3864"/>
-              </w:rPr>
-              <w:t>de acuerdo a</w:t>
-            </w:r>
-            <w:proofErr w:type="gramEnd"/>
-            <w:r>
-              <w:rPr>
-                <w:color w:val="1F3864"/>
-              </w:rPr>
-              <w:t xml:space="preserve"> lo requerido.</w:t>
+              <w:t>En la siguiente tabla define la planificación de tu Proyecto APT de acuerdo a lo requerido.</w:t>
             </w:r>
           </w:p>
         </w:tc>
@@ -5484,7 +5729,15 @@
                 <w:sz w:val="18"/>
                 <w:szCs w:val="18"/>
               </w:rPr>
-              <w:t>Competencia o unidades de competencias</w:t>
+              <w:t xml:space="preserve">Competencia o unidades de </w:t>
+            </w:r>
+            <w:r>
+              <w:rPr>
+                <w:color w:val="1F3864"/>
+                <w:sz w:val="18"/>
+                <w:szCs w:val="18"/>
+              </w:rPr>
+              <w:t>competencias</w:t>
             </w:r>
           </w:p>
         </w:tc>
@@ -5504,21 +5757,7 @@
               <w:rPr>
                 <w:color w:val="1F3864"/>
               </w:rPr>
-              <w:t xml:space="preserve">Nombre </w:t>
-            </w:r>
-            <w:proofErr w:type="gramStart"/>
-            <w:r>
-              <w:rPr>
-                <w:color w:val="1F3864"/>
-              </w:rPr>
-              <w:t>de  Actividades</w:t>
-            </w:r>
-            <w:proofErr w:type="gramEnd"/>
-            <w:r>
-              <w:rPr>
-                <w:color w:val="1F3864"/>
-              </w:rPr>
-              <w:t>/Tareas</w:t>
+              <w:t>Nombre de  Actividades/Tareas</w:t>
             </w:r>
           </w:p>
         </w:tc>
@@ -5703,7 +5942,10 @@
               </w:rPr>
             </w:pPr>
             <w:r>
-              <w:t>Definir el problema, delimitar el alcance del prototipo y levantar los requerimientos funcionales y no funcionales de la carnicería piloto.</w:t>
+              <w:t xml:space="preserve">Definir el problema, delimitar el alcance del </w:t>
+            </w:r>
+            <w:r>
+              <w:t>prototipo y levantar los requerimientos funcionales y no funcionales de la carnicería piloto.</w:t>
             </w:r>
           </w:p>
         </w:tc>
@@ -5800,7 +6042,10 @@
             </w:r>
             <w:proofErr w:type="spellStart"/>
             <w:r>
-              <w:t>scope</w:t>
+              <w:t>s</w:t>
+            </w:r>
+            <w:r>
+              <w:t>cope</w:t>
             </w:r>
             <w:proofErr w:type="spellEnd"/>
             <w:r>
@@ -5880,7 +6125,10 @@
               </w:rPr>
             </w:pPr>
             <w:r>
-              <w:t>Investigar fuentes de datos históricos de ventas e inventario, y definir el plan de datos reales o simulados.</w:t>
+              <w:t xml:space="preserve">Investigar fuentes de datos históricos de ventas e inventario, y definir el plan de </w:t>
+            </w:r>
+            <w:r>
+              <w:t>datos reales o simulados.</w:t>
             </w:r>
           </w:p>
         </w:tc>
@@ -5992,7 +6240,10 @@
               </w:rPr>
             </w:pPr>
             <w:r>
-              <w:t xml:space="preserve">Arquitectura </w:t>
+              <w:t>Arquitectura</w:t>
+            </w:r>
+            <w:r>
+              <w:t xml:space="preserve"> </w:t>
             </w:r>
             <w:r>
               <w:t xml:space="preserve">y desarrollo </w:t>
@@ -6135,7 +6386,10 @@
               </w:rPr>
             </w:pPr>
             <w:r>
-              <w:t>Ignacio Mella</w:t>
+              <w:t xml:space="preserve">Ignacio </w:t>
+            </w:r>
+            <w:r>
+              <w:t>Mella</w:t>
             </w:r>
           </w:p>
         </w:tc>
@@ -6174,17 +6428,20 @@
             </w:r>
             <w:proofErr w:type="spellEnd"/>
             <w:r>
-              <w:t xml:space="preserve"> y las conexiones API conjunto al motor de </w:t>
+              <w:t xml:space="preserve"> y las conexiones API junto al motor </w:t>
             </w:r>
             <w:r>
               <w:lastRenderedPageBreak/>
-              <w:t xml:space="preserve">machine </w:t>
+              <w:t xml:space="preserve">de machine </w:t>
             </w:r>
             <w:proofErr w:type="spellStart"/>
             <w:r>
               <w:t>learning</w:t>
             </w:r>
             <w:proofErr w:type="spellEnd"/>
+            <w:r>
+              <w:t>.</w:t>
+            </w:r>
           </w:p>
         </w:tc>
       </w:tr>
@@ -6247,7 +6504,10 @@
               </w:rPr>
             </w:pPr>
             <w:r>
-              <w:t>Diseñar e implementar el modelo relacional (diagrama entidad-relación) para el control transaccional de inventario.</w:t>
+              <w:t>Diseñar e implem</w:t>
+            </w:r>
+            <w:r>
+              <w:t>entar el modelo relacional (diagrama entidad-relación) para el control transaccional de inventario.</w:t>
             </w:r>
           </w:p>
         </w:tc>
@@ -6271,6 +6531,9 @@
             </w:r>
             <w:r>
               <w:t>)</w:t>
+            </w:r>
+            <w:r>
+              <w:t>.</w:t>
             </w:r>
           </w:p>
         </w:tc>
@@ -6335,7 +6598,10 @@
               </w:rPr>
             </w:pPr>
             <w:r>
-              <w:t>Base para garantizar atomicidad y consistencia de la información operacional.</w:t>
+              <w:t>Base para garantizar atomicidad y consistencia de la información</w:t>
+            </w:r>
+            <w:r>
+              <w:t xml:space="preserve"> operacional.</w:t>
             </w:r>
           </w:p>
         </w:tc>
@@ -6575,7 +6841,10 @@
             </w:r>
             <w:proofErr w:type="spellEnd"/>
             <w:r>
-              <w:t xml:space="preserve"> REST de comunicación.</w:t>
+              <w:t xml:space="preserve"> REST d</w:t>
+            </w:r>
+            <w:r>
+              <w:t>e comunicación.</w:t>
             </w:r>
           </w:p>
         </w:tc>
@@ -6853,7 +7122,10 @@
               </w:rPr>
             </w:pPr>
             <w:r>
-              <w:t>Debe integrarse con la API REST y con el motor de riesgos/recomendaciones.</w:t>
+              <w:t xml:space="preserve">Debe integrarse con la API REST y con el motor </w:t>
+            </w:r>
+            <w:r>
+              <w:t>de riesgos/recomendaciones.</w:t>
             </w:r>
           </w:p>
         </w:tc>
@@ -7116,7 +7388,10 @@
               </w:rPr>
             </w:pPr>
             <w:r>
-              <w:t>Motor de riesgos y recomendaciones</w:t>
+              <w:t xml:space="preserve">Motor de riesgos y </w:t>
+            </w:r>
+            <w:r>
+              <w:t>recomendaciones</w:t>
             </w:r>
           </w:p>
         </w:tc>
@@ -7201,7 +7476,10 @@
               </w:rPr>
             </w:pPr>
             <w:r>
-              <w:t>Ignacio Mella / Manuel Bustamante</w:t>
+              <w:t xml:space="preserve">Ignacio Mella / Manuel </w:t>
+            </w:r>
+            <w:r>
+              <w:t>Bustamante</w:t>
             </w:r>
           </w:p>
         </w:tc>
@@ -7307,7 +7585,10 @@
             </w:r>
             <w:proofErr w:type="spellEnd"/>
             <w:r>
-              <w:t xml:space="preserve"> en una plataforma única.</w:t>
+              <w:t xml:space="preserve"> en una plataforma</w:t>
+            </w:r>
+            <w:r>
+              <w:t xml:space="preserve"> única.</w:t>
             </w:r>
           </w:p>
         </w:tc>
@@ -7417,7 +7698,10 @@
               </w:rPr>
             </w:pPr>
             <w:r>
-              <w:t>Arquitectura de software / infraestructura Cloud</w:t>
+              <w:t xml:space="preserve">Arquitectura de software / </w:t>
+            </w:r>
+            <w:r>
+              <w:t>infraestructura Cloud</w:t>
             </w:r>
           </w:p>
         </w:tc>
@@ -7552,7 +7836,10 @@
               </w:rPr>
             </w:pPr>
             <w:r>
-              <w:t>Riesgo de falla o latencia de servicios Cloud; se mitiga con arquitectura desacoplada que permite funcionamiento local.</w:t>
+              <w:t xml:space="preserve">Riesgo de falla o latencia de servicios </w:t>
+            </w:r>
+            <w:r>
+              <w:t>Cloud; se mitiga con arquitectura desacoplada que permite funcionamiento local.</w:t>
             </w:r>
           </w:p>
         </w:tc>
@@ -7673,7 +7960,10 @@
             </w:pPr>
             <w:r>
               <w:lastRenderedPageBreak/>
-              <w:t>4 semanas (S8-S11)</w:t>
+              <w:t xml:space="preserve">4 semanas </w:t>
+            </w:r>
+            <w:r>
+              <w:t>(S8-S11)</w:t>
             </w:r>
           </w:p>
         </w:tc>
@@ -7783,7 +8073,10 @@
               </w:rPr>
             </w:pPr>
             <w:r>
-              <w:t>Documentar de forma continua la arquitectura, el modelo de datos, el pipeline de ML y los resultados del proyecto.</w:t>
+              <w:t>Documentar de forma continua la arquitectura, el modelo de datos, e</w:t>
+            </w:r>
+            <w:r>
+              <w:t>l pipeline de ML y los resultados del proyecto.</w:t>
             </w:r>
           </w:p>
         </w:tc>
@@ -7868,7 +8161,10 @@
               </w:rPr>
             </w:pPr>
             <w:r>
-              <w:t>Se desarrolla en paralelo a todas las demás actividades para asegurar trazabilidad y reproducibilidad.</w:t>
+              <w:t xml:space="preserve">Se desarrolla en paralelo a todas las demás actividades para asegurar trazabilidad y </w:t>
+            </w:r>
+            <w:r>
+              <w:t>reproducibilidad.</w:t>
             </w:r>
           </w:p>
         </w:tc>
@@ -7974,7 +8270,10 @@
               </w:rPr>
             </w:pPr>
             <w:r>
-              <w:t>4 semanas (S15-S18)</w:t>
+              <w:t xml:space="preserve">4 </w:t>
+            </w:r>
+            <w:r>
+              <w:t>semanas (S15-S18)</w:t>
             </w:r>
           </w:p>
         </w:tc>
@@ -8127,7 +8426,13 @@
               <w:rPr>
                 <w:color w:val="1F3864"/>
               </w:rPr>
-              <w:t>Busca un formato de Carta Gantt que te acomode y organiza en este las actividades planificadas en el punto anterior considerando el periodo asignado para el desarrollo de tu Proyecto APT. Debes mantener la temporalidad del periodo académico en el desarrollo de las tres fases que contempla la Asignatura de Portafolio de Título.</w:t>
+              <w:t xml:space="preserve">Busca un formato de Carta Gantt que te acomode y organiza en este las actividades planificadas en el punto anterior </w:t>
+            </w:r>
+            <w:r>
+              <w:rPr>
+                <w:color w:val="1F3864"/>
+              </w:rPr>
+              <w:t>considerando el periodo asignado para el desarrollo de tu Proyecto APT. Debes mantener la temporalidad del periodo académico en el desarrollo de las tres fases que contempla la Asignatura de Portafolio de Título.</w:t>
             </w:r>
           </w:p>
         </w:tc>
@@ -8391,7 +8696,16 @@
                 <w:sz w:val="16"/>
                 <w:szCs w:val="16"/>
               </w:rPr>
-              <w:t>S 2</w:t>
+              <w:t xml:space="preserve">S </w:t>
+            </w:r>
+            <w:r>
+              <w:rPr>
+                <w:b/>
+                <w:bCs/>
+                <w:sz w:val="16"/>
+                <w:szCs w:val="16"/>
+              </w:rPr>
+              <w:t>2</w:t>
             </w:r>
           </w:p>
         </w:tc>
@@ -9871,7 +10185,10 @@
             </w:pPr>
             <w:r>
               <w:lastRenderedPageBreak/>
-              <w:t>Diseño de modelo de Base de Datos</w:t>
+              <w:t xml:space="preserve">Diseño de modelo de Base de </w:t>
+            </w:r>
+            <w:r>
+              <w:t>Datos</w:t>
             </w:r>
           </w:p>
         </w:tc>
@@ -13741,7 +14058,7 @@
 </file>
 
 <file path=word/endnotes.xml><?xml version="1.0" encoding="utf-8"?>
-<w:endnotes xmlns:wpc="http://schemas.microsoft.com/office/word/2010/wordprocessingCanvas" xmlns:cx="http://schemas.microsoft.com/office/drawing/2014/chartex" xmlns:cx1="http://schemas.microsoft.com/office/drawing/2015/9/8/chartex" xmlns:cx2="http://schemas.microsoft.com/office/drawing/2015/10/21/chartex" xmlns:cx3="http://schemas.microsoft.com/office/drawing/2016/5/9/chartex" xmlns:cx4="http://schemas.microsoft.com/office/drawing/2016/5/10/chartex" xmlns:cx5="http://schemas.microsoft.com/office/drawing/2016/5/11/chartex" xmlns:cx6="http://schemas.microsoft.com/office/drawing/2016/5/12/chartex" xmlns:cx7="http://schemas.microsoft.com/office/drawing/2016/5/13/chartex" xmlns:cx8="http://schemas.microsoft.com/office/drawing/2016/5/14/chartex" xmlns:mc="http://schemas.openxmlformats.org/markup-compatibility/2006" xmlns:aink="http://schemas.microsoft.com/office/drawing/2016/ink" xmlns:am3d="http://schemas.microsoft.com/office/drawing/2017/model3d" xmlns:o="urn:schemas-microsoft-com:office:office" xmlns:oel="http://schemas.microsoft.com/office/2019/extlst" xmlns:r="http://schemas.openxmlformats.org/officeDocument/2006/relationships" xmlns:m="http://schemas.openxmlformats.org/officeDocument/2006/math" xmlns:v="urn:schemas-microsoft-com:vml" xmlns:wp14="http://schemas.microsoft.com/office/word/2010/wordprocessingDrawing" xmlns:wp="http://schemas.openxmlformats.org/drawingml/2006/wordprocessingDrawing" xmlns:w10="urn:schemas-microsoft-com:office:word" xmlns:w="http://schemas.openxmlformats.org/wordprocessingml/2006/main" xmlns:w14="http://schemas.microsoft.com/office/word/2010/wordml" xmlns:w15="http://schemas.microsoft.com/office/word/2012/wordml" xmlns:w16cex="http://schemas.microsoft.com/office/word/2018/wordml/cex" xmlns:w16cid="http://schemas.microsoft.com/office/word/2016/wordml/cid" xmlns:w16="http://schemas.microsoft.com/office/word/2018/wordml" xmlns:w16du="http://schemas.microsoft.com/office/word/2023/wordml/word16du" xmlns:w16sdtdh="http://schemas.microsoft.com/office/word/2020/wordml/sdtdatahash" xmlns:w16sdtfl="http://schemas.microsoft.com/office/word/2024/wordml/sdtformatlock" xmlns:w16se="http://schemas.microsoft.com/office/word/2015/wordml/symex" xmlns:wpg="http://schemas.microsoft.com/office/word/2010/wordprocessingGroup" xmlns:wpi="http://schemas.microsoft.com/office/word/2010/wordprocessingInk" xmlns:wne="http://schemas.microsoft.com/office/word/2006/wordml" xmlns:wps="http://schemas.microsoft.com/office/word/2010/wordprocessingShape" mc:Ignorable="w14 w15 w16se w16cid w16 w16cex w16sdtdh w16sdtfl w16du wp14">
+<w:endnotes xmlns:wpc="http://schemas.microsoft.com/office/word/2010/wordprocessingCanvas" xmlns:cx="http://schemas.microsoft.com/office/drawing/2014/chartex" xmlns:cx1="http://schemas.microsoft.com/office/drawing/2015/9/8/chartex" xmlns:cx2="http://schemas.microsoft.com/office/drawing/2015/10/21/chartex" xmlns:cx3="http://schemas.microsoft.com/office/drawing/2016/5/9/chartex" xmlns:cx4="http://schemas.microsoft.com/office/drawing/2016/5/10/chartex" xmlns:cx5="http://schemas.microsoft.com/office/drawing/2016/5/11/chartex" xmlns:cx6="http://schemas.microsoft.com/office/drawing/2016/5/12/chartex" xmlns:cx7="http://schemas.microsoft.com/office/drawing/2016/5/13/chartex" xmlns:cx8="http://schemas.microsoft.com/office/drawing/2016/5/14/chartex" xmlns:mc="http://schemas.openxmlformats.org/markup-compatibility/2006" xmlns:aink="http://schemas.microsoft.com/office/drawing/2016/ink" xmlns:am3d="http://schemas.microsoft.com/office/drawing/2017/model3d" xmlns:o="urn:schemas-microsoft-com:office:office" xmlns:r="http://schemas.openxmlformats.org/officeDocument/2006/relationships" xmlns:m="http://schemas.openxmlformats.org/officeDocument/2006/math" xmlns:v="urn:schemas-microsoft-com:vml" xmlns:wp14="http://schemas.microsoft.com/office/word/2010/wordprocessingDrawing" xmlns:wp="http://schemas.openxmlformats.org/drawingml/2006/wordprocessingDrawing" xmlns:w10="urn:schemas-microsoft-com:office:word" xmlns:w="http://schemas.openxmlformats.org/wordprocessingml/2006/main" xmlns:w14="http://schemas.microsoft.com/office/word/2010/wordml" xmlns:w15="http://schemas.microsoft.com/office/word/2012/wordml" xmlns:w16cex="http://schemas.microsoft.com/office/word/2018/wordml/cex" xmlns:w16cid="http://schemas.microsoft.com/office/word/2016/wordml/cid" xmlns:w16="http://schemas.microsoft.com/office/word/2018/wordml" xmlns:w16sdtdh="http://schemas.microsoft.com/office/word/2020/wordml/sdtdatahash" xmlns:w16se="http://schemas.microsoft.com/office/word/2015/wordml/symex" xmlns:wpg="http://schemas.microsoft.com/office/word/2010/wordprocessingGroup" xmlns:wpi="http://schemas.microsoft.com/office/word/2010/wordprocessingInk" xmlns:wne="http://schemas.microsoft.com/office/word/2006/wordml" xmlns:wps="http://schemas.microsoft.com/office/word/2010/wordprocessingShape" mc:Ignorable="w14 w15 w16se w16cid w16 w16cex w16sdtdh wp14">
   <w:endnote w:type="separator" w:id="-1">
     <w:p>
       <w:pPr>
@@ -13766,7 +14083,7 @@
 </file>
 
 <file path=word/footnotes.xml><?xml version="1.0" encoding="utf-8"?>
-<w:footnotes xmlns:wpc="http://schemas.microsoft.com/office/word/2010/wordprocessingCanvas" xmlns:cx="http://schemas.microsoft.com/office/drawing/2014/chartex" xmlns:cx1="http://schemas.microsoft.com/office/drawing/2015/9/8/chartex" xmlns:cx2="http://schemas.microsoft.com/office/drawing/2015/10/21/chartex" xmlns:cx3="http://schemas.microsoft.com/office/drawing/2016/5/9/chartex" xmlns:cx4="http://schemas.microsoft.com/office/drawing/2016/5/10/chartex" xmlns:cx5="http://schemas.microsoft.com/office/drawing/2016/5/11/chartex" xmlns:cx6="http://schemas.microsoft.com/office/drawing/2016/5/12/chartex" xmlns:cx7="http://schemas.microsoft.com/office/drawing/2016/5/13/chartex" xmlns:cx8="http://schemas.microsoft.com/office/drawing/2016/5/14/chartex" xmlns:mc="http://schemas.openxmlformats.org/markup-compatibility/2006" xmlns:aink="http://schemas.microsoft.com/office/drawing/2016/ink" xmlns:am3d="http://schemas.microsoft.com/office/drawing/2017/model3d" xmlns:o="urn:schemas-microsoft-com:office:office" xmlns:oel="http://schemas.microsoft.com/office/2019/extlst" xmlns:r="http://schemas.openxmlformats.org/officeDocument/2006/relationships" xmlns:m="http://schemas.openxmlformats.org/officeDocument/2006/math" xmlns:v="urn:schemas-microsoft-com:vml" xmlns:wp14="http://schemas.microsoft.com/office/word/2010/wordprocessingDrawing" xmlns:wp="http://schemas.openxmlformats.org/drawingml/2006/wordprocessingDrawing" xmlns:w10="urn:schemas-microsoft-com:office:word" xmlns:w="http://schemas.openxmlformats.org/wordprocessingml/2006/main" xmlns:w14="http://schemas.microsoft.com/office/word/2010/wordml" xmlns:w15="http://schemas.microsoft.com/office/word/2012/wordml" xmlns:w16cex="http://schemas.microsoft.com/office/word/2018/wordml/cex" xmlns:w16cid="http://schemas.microsoft.com/office/word/2016/wordml/cid" xmlns:w16="http://schemas.microsoft.com/office/word/2018/wordml" xmlns:w16du="http://schemas.microsoft.com/office/word/2023/wordml/word16du" xmlns:w16sdtdh="http://schemas.microsoft.com/office/word/2020/wordml/sdtdatahash" xmlns:w16sdtfl="http://schemas.microsoft.com/office/word/2024/wordml/sdtformatlock" xmlns:w16se="http://schemas.microsoft.com/office/word/2015/wordml/symex" xmlns:wpg="http://schemas.microsoft.com/office/word/2010/wordprocessingGroup" xmlns:wpi="http://schemas.microsoft.com/office/word/2010/wordprocessingInk" xmlns:wne="http://schemas.microsoft.com/office/word/2006/wordml" xmlns:wps="http://schemas.microsoft.com/office/word/2010/wordprocessingShape" mc:Ignorable="w14 w15 w16se w16cid w16 w16cex w16sdtdh w16sdtfl w16du wp14">
+<w:footnotes xmlns:wpc="http://schemas.microsoft.com/office/word/2010/wordprocessingCanvas" xmlns:cx="http://schemas.microsoft.com/office/drawing/2014/chartex" xmlns:cx1="http://schemas.microsoft.com/office/drawing/2015/9/8/chartex" xmlns:cx2="http://schemas.microsoft.com/office/drawing/2015/10/21/chartex" xmlns:cx3="http://schemas.microsoft.com/office/drawing/2016/5/9/chartex" xmlns:cx4="http://schemas.microsoft.com/office/drawing/2016/5/10/chartex" xmlns:cx5="http://schemas.microsoft.com/office/drawing/2016/5/11/chartex" xmlns:cx6="http://schemas.microsoft.com/office/drawing/2016/5/12/chartex" xmlns:cx7="http://schemas.microsoft.com/office/drawing/2016/5/13/chartex" xmlns:cx8="http://schemas.microsoft.com/office/drawing/2016/5/14/chartex" xmlns:mc="http://schemas.openxmlformats.org/markup-compatibility/2006" xmlns:aink="http://schemas.microsoft.com/office/drawing/2016/ink" xmlns:am3d="http://schemas.microsoft.com/office/drawing/2017/model3d" xmlns:o="urn:schemas-microsoft-com:office:office" xmlns:r="http://schemas.openxmlformats.org/officeDocument/2006/relationships" xmlns:m="http://schemas.openxmlformats.org/officeDocument/2006/math" xmlns:v="urn:schemas-microsoft-com:vml" xmlns:wp14="http://schemas.microsoft.com/office/word/2010/wordprocessingDrawing" xmlns:wp="http://schemas.openxmlformats.org/drawingml/2006/wordprocessingDrawing" xmlns:w10="urn:schemas-microsoft-com:office:word" xmlns:w="http://schemas.openxmlformats.org/wordprocessingml/2006/main" xmlns:w14="http://schemas.microsoft.com/office/word/2010/wordml" xmlns:w15="http://schemas.microsoft.com/office/word/2012/wordml" xmlns:w16cex="http://schemas.microsoft.com/office/word/2018/wordml/cex" xmlns:w16cid="http://schemas.microsoft.com/office/word/2016/wordml/cid" xmlns:w16="http://schemas.microsoft.com/office/word/2018/wordml" xmlns:w16sdtdh="http://schemas.microsoft.com/office/word/2020/wordml/sdtdatahash" xmlns:w16se="http://schemas.microsoft.com/office/word/2015/wordml/symex" xmlns:wpg="http://schemas.microsoft.com/office/word/2010/wordprocessingGroup" xmlns:wpi="http://schemas.microsoft.com/office/word/2010/wordprocessingInk" xmlns:wne="http://schemas.microsoft.com/office/word/2006/wordml" xmlns:wps="http://schemas.microsoft.com/office/word/2010/wordprocessingShape" mc:Ignorable="w14 w15 w16se w16cid w16 w16cex w16sdtdh wp14">
   <w:footnote w:type="separator" w:id="-1">
     <w:p>
       <w:pPr>
@@ -13824,7 +14141,15 @@
           <w:sz w:val="20"/>
           <w:szCs w:val="20"/>
         </w:rPr>
-        <w:t>En caso de que el Proyecto APT sea grupal, en esta columna deben indicar el nombre de los responsables de cada tarea o actividad. Esto posteriormente permitirá diferenciar la evaluación por cada integrante.</w:t>
+        <w:t xml:space="preserve">En caso de que el Proyecto APT sea grupal, en esta columna deben indicar el nombre de los </w:t>
+      </w:r>
+      <w:r>
+        <w:rPr>
+          <w:color w:val="595959"/>
+          <w:sz w:val="20"/>
+          <w:szCs w:val="20"/>
+        </w:rPr>
+        <w:t>responsables de cada tarea o actividad. Esto posteriormente permitirá diferenciar la evaluación por cada integrante.</w:t>
       </w:r>
     </w:p>
   </w:footnote>
@@ -13832,7 +14157,7 @@
 </file>
 
 <file path=word/header1.xml><?xml version="1.0" encoding="utf-8"?>
-<w:hdr xmlns:wpc="http://schemas.microsoft.com/office/word/2010/wordprocessingCanvas" xmlns:cx="http://schemas.microsoft.com/office/drawing/2014/chartex" xmlns:cx1="http://schemas.microsoft.com/office/drawing/2015/9/8/chartex" xmlns:cx2="http://schemas.microsoft.com/office/drawing/2015/10/21/chartex" xmlns:cx3="http://schemas.microsoft.com/office/drawing/2016/5/9/chartex" xmlns:cx4="http://schemas.microsoft.com/office/drawing/2016/5/10/chartex" xmlns:cx5="http://schemas.microsoft.com/office/drawing/2016/5/11/chartex" xmlns:cx6="http://schemas.microsoft.com/office/drawing/2016/5/12/chartex" xmlns:cx7="http://schemas.microsoft.com/office/drawing/2016/5/13/chartex" xmlns:cx8="http://schemas.microsoft.com/office/drawing/2016/5/14/chartex" xmlns:mc="http://schemas.openxmlformats.org/markup-compatibility/2006" xmlns:aink="http://schemas.microsoft.com/office/drawing/2016/ink" xmlns:am3d="http://schemas.microsoft.com/office/drawing/2017/model3d" xmlns:o="urn:schemas-microsoft-com:office:office" xmlns:oel="http://schemas.microsoft.com/office/2019/extlst" xmlns:r="http://schemas.openxmlformats.org/officeDocument/2006/relationships" xmlns:m="http://schemas.openxmlformats.org/officeDocument/2006/math" xmlns:v="urn:schemas-microsoft-com:vml" xmlns:wp14="http://schemas.microsoft.com/office/word/2010/wordprocessingDrawing" xmlns:wp="http://schemas.openxmlformats.org/drawingml/2006/wordprocessingDrawing" xmlns:w10="urn:schemas-microsoft-com:office:word" xmlns:w="http://schemas.openxmlformats.org/wordprocessingml/2006/main" xmlns:w14="http://schemas.microsoft.com/office/word/2010/wordml" xmlns:w15="http://schemas.microsoft.com/office/word/2012/wordml" xmlns:w16cex="http://schemas.microsoft.com/office/word/2018/wordml/cex" xmlns:w16cid="http://schemas.microsoft.com/office/word/2016/wordml/cid" xmlns:w16="http://schemas.microsoft.com/office/word/2018/wordml" xmlns:w16du="http://schemas.microsoft.com/office/word/2023/wordml/word16du" xmlns:w16sdtdh="http://schemas.microsoft.com/office/word/2020/wordml/sdtdatahash" xmlns:w16sdtfl="http://schemas.microsoft.com/office/word/2024/wordml/sdtformatlock" xmlns:w16se="http://schemas.microsoft.com/office/word/2015/wordml/symex" xmlns:wpg="http://schemas.microsoft.com/office/word/2010/wordprocessingGroup" xmlns:wpi="http://schemas.microsoft.com/office/word/2010/wordprocessingInk" xmlns:wne="http://schemas.microsoft.com/office/word/2006/wordml" xmlns:wps="http://schemas.microsoft.com/office/word/2010/wordprocessingShape" mc:Ignorable="w14 w15 w16se w16cid w16 w16cex w16sdtdh w16sdtfl w16du wp14">
+<w:hdr xmlns:wpc="http://schemas.microsoft.com/office/word/2010/wordprocessingCanvas" xmlns:cx="http://schemas.microsoft.com/office/drawing/2014/chartex" xmlns:cx1="http://schemas.microsoft.com/office/drawing/2015/9/8/chartex" xmlns:cx2="http://schemas.microsoft.com/office/drawing/2015/10/21/chartex" xmlns:cx3="http://schemas.microsoft.com/office/drawing/2016/5/9/chartex" xmlns:cx4="http://schemas.microsoft.com/office/drawing/2016/5/10/chartex" xmlns:cx5="http://schemas.microsoft.com/office/drawing/2016/5/11/chartex" xmlns:cx6="http://schemas.microsoft.com/office/drawing/2016/5/12/chartex" xmlns:cx7="http://schemas.microsoft.com/office/drawing/2016/5/13/chartex" xmlns:cx8="http://schemas.microsoft.com/office/drawing/2016/5/14/chartex" xmlns:mc="http://schemas.openxmlformats.org/markup-compatibility/2006" xmlns:aink="http://schemas.microsoft.com/office/drawing/2016/ink" xmlns:am3d="http://schemas.microsoft.com/office/drawing/2017/model3d" xmlns:o="urn:schemas-microsoft-com:office:office" xmlns:r="http://schemas.openxmlformats.org/officeDocument/2006/relationships" xmlns:m="http://schemas.openxmlformats.org/officeDocument/2006/math" xmlns:v="urn:schemas-microsoft-com:vml" xmlns:wp14="http://schemas.microsoft.com/office/word/2010/wordprocessingDrawing" xmlns:wp="http://schemas.openxmlformats.org/drawingml/2006/wordprocessingDrawing" xmlns:w10="urn:schemas-microsoft-com:office:word" xmlns:w="http://schemas.openxmlformats.org/wordprocessingml/2006/main" xmlns:w14="http://schemas.microsoft.com/office/word/2010/wordml" xmlns:w15="http://schemas.microsoft.com/office/word/2012/wordml" xmlns:w16cex="http://schemas.microsoft.com/office/word/2018/wordml/cex" xmlns:w16cid="http://schemas.microsoft.com/office/word/2016/wordml/cid" xmlns:w16="http://schemas.microsoft.com/office/word/2018/wordml" xmlns:w16sdtdh="http://schemas.microsoft.com/office/word/2020/wordml/sdtdatahash" xmlns:w16se="http://schemas.microsoft.com/office/word/2015/wordml/symex" xmlns:wpg="http://schemas.microsoft.com/office/word/2010/wordprocessingGroup" xmlns:wpi="http://schemas.microsoft.com/office/word/2010/wordprocessingInk" xmlns:wne="http://schemas.microsoft.com/office/word/2006/wordml" xmlns:wps="http://schemas.microsoft.com/office/word/2010/wordprocessingShape" mc:Ignorable="w14 w15 w16se w16cid w16 w16cex w16sdtdh wp14">
   <w:p>
     <w:pPr>
       <w:widowControl w:val="0"/>
@@ -14022,7 +14347,7 @@
 </file>
 
 <file path=word/numbering.xml><?xml version="1.0" encoding="utf-8"?>
-<w:numbering xmlns:wpc="http://schemas.microsoft.com/office/word/2010/wordprocessingCanvas" xmlns:cx="http://schemas.microsoft.com/office/drawing/2014/chartex" xmlns:cx1="http://schemas.microsoft.com/office/drawing/2015/9/8/chartex" xmlns:cx2="http://schemas.microsoft.com/office/drawing/2015/10/21/chartex" xmlns:cx3="http://schemas.microsoft.com/office/drawing/2016/5/9/chartex" xmlns:cx4="http://schemas.microsoft.com/office/drawing/2016/5/10/chartex" xmlns:cx5="http://schemas.microsoft.com/office/drawing/2016/5/11/chartex" xmlns:cx6="http://schemas.microsoft.com/office/drawing/2016/5/12/chartex" xmlns:cx7="http://schemas.microsoft.com/office/drawing/2016/5/13/chartex" xmlns:cx8="http://schemas.microsoft.com/office/drawing/2016/5/14/chartex" xmlns:mc="http://schemas.openxmlformats.org/markup-compatibility/2006" xmlns:aink="http://schemas.microsoft.com/office/drawing/2016/ink" xmlns:am3d="http://schemas.microsoft.com/office/drawing/2017/model3d" xmlns:o="urn:schemas-microsoft-com:office:office" xmlns:oel="http://schemas.microsoft.com/office/2019/extlst" xmlns:r="http://schemas.openxmlformats.org/officeDocument/2006/relationships" xmlns:m="http://schemas.openxmlformats.org/officeDocument/2006/math" xmlns:v="urn:schemas-microsoft-com:vml" xmlns:wp14="http://schemas.microsoft.com/office/word/2010/wordprocessingDrawing" xmlns:wp="http://schemas.openxmlformats.org/drawingml/2006/wordprocessingDrawing" xmlns:w10="urn:schemas-microsoft-com:office:word" xmlns:w="http://schemas.openxmlformats.org/wordprocessingml/2006/main" xmlns:w14="http://schemas.microsoft.com/office/word/2010/wordml" xmlns:w15="http://schemas.microsoft.com/office/word/2012/wordml" xmlns:w16cex="http://schemas.microsoft.com/office/word/2018/wordml/cex" xmlns:w16cid="http://schemas.microsoft.com/office/word/2016/wordml/cid" xmlns:w16="http://schemas.microsoft.com/office/word/2018/wordml" xmlns:w16du="http://schemas.microsoft.com/office/word/2023/wordml/word16du" xmlns:w16sdtdh="http://schemas.microsoft.com/office/word/2020/wordml/sdtdatahash" xmlns:w16sdtfl="http://schemas.microsoft.com/office/word/2024/wordml/sdtformatlock" xmlns:w16se="http://schemas.microsoft.com/office/word/2015/wordml/symex" xmlns:wpg="http://schemas.microsoft.com/office/word/2010/wordprocessingGroup" xmlns:wpi="http://schemas.microsoft.com/office/word/2010/wordprocessingInk" xmlns:wne="http://schemas.microsoft.com/office/word/2006/wordml" xmlns:wps="http://schemas.microsoft.com/office/word/2010/wordprocessingShape" mc:Ignorable="w14 w15 w16se w16cid w16 w16cex w16sdtdh w16sdtfl w16du wp14">
+<w:numbering xmlns:wpc="http://schemas.microsoft.com/office/word/2010/wordprocessingCanvas" xmlns:cx="http://schemas.microsoft.com/office/drawing/2014/chartex" xmlns:cx1="http://schemas.microsoft.com/office/drawing/2015/9/8/chartex" xmlns:cx2="http://schemas.microsoft.com/office/drawing/2015/10/21/chartex" xmlns:cx3="http://schemas.microsoft.com/office/drawing/2016/5/9/chartex" xmlns:cx4="http://schemas.microsoft.com/office/drawing/2016/5/10/chartex" xmlns:cx5="http://schemas.microsoft.com/office/drawing/2016/5/11/chartex" xmlns:cx6="http://schemas.microsoft.com/office/drawing/2016/5/12/chartex" xmlns:cx7="http://schemas.microsoft.com/office/drawing/2016/5/13/chartex" xmlns:cx8="http://schemas.microsoft.com/office/drawing/2016/5/14/chartex" xmlns:mc="http://schemas.openxmlformats.org/markup-compatibility/2006" xmlns:aink="http://schemas.microsoft.com/office/drawing/2016/ink" xmlns:am3d="http://schemas.microsoft.com/office/drawing/2017/model3d" xmlns:o="urn:schemas-microsoft-com:office:office" xmlns:r="http://schemas.openxmlformats.org/officeDocument/2006/relationships" xmlns:m="http://schemas.openxmlformats.org/officeDocument/2006/math" xmlns:v="urn:schemas-microsoft-com:vml" xmlns:wp14="http://schemas.microsoft.com/office/word/2010/wordprocessingDrawing" xmlns:wp="http://schemas.openxmlformats.org/drawingml/2006/wordprocessingDrawing" xmlns:w10="urn:schemas-microsoft-com:office:word" xmlns:w="http://schemas.openxmlformats.org/wordprocessingml/2006/main" xmlns:w14="http://schemas.microsoft.com/office/word/2010/wordml" xmlns:w15="http://schemas.microsoft.com/office/word/2012/wordml" xmlns:w16cex="http://schemas.microsoft.com/office/word/2018/wordml/cex" xmlns:w16cid="http://schemas.microsoft.com/office/word/2016/wordml/cid" xmlns:w16="http://schemas.microsoft.com/office/word/2018/wordml" xmlns:w16sdtdh="http://schemas.microsoft.com/office/word/2020/wordml/sdtdatahash" xmlns:w16se="http://schemas.microsoft.com/office/word/2015/wordml/symex" xmlns:wpg="http://schemas.microsoft.com/office/word/2010/wordprocessingGroup" xmlns:wpi="http://schemas.microsoft.com/office/word/2010/wordprocessingInk" xmlns:wne="http://schemas.microsoft.com/office/word/2006/wordml" xmlns:wps="http://schemas.microsoft.com/office/word/2010/wordprocessingShape" mc:Ignorable="w14 w15 w16se w16cid w16 w16cex w16sdtdh wp14">
   <w:abstractNum w:abstractNumId="0" w15:restartNumberingAfterBreak="0">
     <w:nsid w:val="17E154B9"/>
     <w:multiLevelType w:val="multilevel"/>
@@ -14287,20 +14612,20 @@
       </w:pPr>
     </w:lvl>
   </w:abstractNum>
-  <w:num w:numId="1" w16cid:durableId="802577879">
+  <w:num w:numId="1">
     <w:abstractNumId w:val="0"/>
   </w:num>
-  <w:num w:numId="2" w16cid:durableId="1092747775">
+  <w:num w:numId="2">
     <w:abstractNumId w:val="2"/>
   </w:num>
-  <w:num w:numId="3" w16cid:durableId="2050832619">
+  <w:num w:numId="3">
     <w:abstractNumId w:val="1"/>
   </w:num>
 </w:numbering>
 </file>
 
 <file path=word/styles.xml><?xml version="1.0" encoding="utf-8"?>
-<w:styles xmlns:mc="http://schemas.openxmlformats.org/markup-compatibility/2006" xmlns:r="http://schemas.openxmlformats.org/officeDocument/2006/relationships" xmlns:w="http://schemas.openxmlformats.org/wordprocessingml/2006/main" xmlns:w14="http://schemas.microsoft.com/office/word/2010/wordml" xmlns:w15="http://schemas.microsoft.com/office/word/2012/wordml" xmlns:w16cex="http://schemas.microsoft.com/office/word/2018/wordml/cex" xmlns:w16cid="http://schemas.microsoft.com/office/word/2016/wordml/cid" xmlns:w16="http://schemas.microsoft.com/office/word/2018/wordml" xmlns:w16du="http://schemas.microsoft.com/office/word/2023/wordml/word16du" xmlns:w16sdtdh="http://schemas.microsoft.com/office/word/2020/wordml/sdtdatahash" xmlns:w16sdtfl="http://schemas.microsoft.com/office/word/2024/wordml/sdtformatlock" xmlns:w16se="http://schemas.microsoft.com/office/word/2015/wordml/symex" mc:Ignorable="w14 w15 w16se w16cid w16 w16cex w16sdtdh w16sdtfl w16du">
+<w:styles xmlns:mc="http://schemas.openxmlformats.org/markup-compatibility/2006" xmlns:r="http://schemas.openxmlformats.org/officeDocument/2006/relationships" xmlns:w="http://schemas.openxmlformats.org/wordprocessingml/2006/main" xmlns:w14="http://schemas.microsoft.com/office/word/2010/wordml" xmlns:w15="http://schemas.microsoft.com/office/word/2012/wordml" xmlns:w16cex="http://schemas.microsoft.com/office/word/2018/wordml/cex" xmlns:w16cid="http://schemas.microsoft.com/office/word/2016/wordml/cid" xmlns:w16="http://schemas.microsoft.com/office/word/2018/wordml" xmlns:w16sdtdh="http://schemas.microsoft.com/office/word/2020/wordml/sdtdatahash" xmlns:w16se="http://schemas.microsoft.com/office/word/2015/wordml/symex" mc:Ignorable="w14 w15 w16se w16cid w16 w16cex w16sdtdh">
   <w:docDefaults>
     <w:rPrDefault>
       <w:rPr>
@@ -14822,6 +15147,7 @@
   <w:style w:type="character" w:default="1" w:styleId="Fuentedeprrafopredeter">
     <w:name w:val="Default Paragraph Font"/>
     <w:uiPriority w:val="1"/>
+    <w:semiHidden/>
     <w:unhideWhenUsed/>
   </w:style>
   <w:style w:type="table" w:default="1" w:styleId="Tablanormal">
@@ -15145,6 +15471,50 @@
       <w:contextualSpacing/>
     </w:pPr>
   </w:style>
+  <w:style w:type="paragraph" w:styleId="Encabezado">
+    <w:name w:val="header"/>
+    <w:basedOn w:val="Normal"/>
+    <w:link w:val="EncabezadoCar"/>
+    <w:uiPriority w:val="99"/>
+    <w:unhideWhenUsed/>
+    <w:rsid w:val="00375B20"/>
+    <w:pPr>
+      <w:tabs>
+        <w:tab w:val="center" w:pos="4419"/>
+        <w:tab w:val="right" w:pos="8838"/>
+      </w:tabs>
+      <w:spacing w:after="0" w:line="240" w:lineRule="auto"/>
+    </w:pPr>
+  </w:style>
+  <w:style w:type="character" w:customStyle="1" w:styleId="EncabezadoCar">
+    <w:name w:val="Encabezado Car"/>
+    <w:basedOn w:val="Fuentedeprrafopredeter"/>
+    <w:link w:val="Encabezado"/>
+    <w:uiPriority w:val="99"/>
+    <w:rsid w:val="00375B20"/>
+  </w:style>
+  <w:style w:type="paragraph" w:styleId="Piedepgina">
+    <w:name w:val="footer"/>
+    <w:basedOn w:val="Normal"/>
+    <w:link w:val="PiedepginaCar"/>
+    <w:uiPriority w:val="99"/>
+    <w:unhideWhenUsed/>
+    <w:rsid w:val="00375B20"/>
+    <w:pPr>
+      <w:tabs>
+        <w:tab w:val="center" w:pos="4419"/>
+        <w:tab w:val="right" w:pos="8838"/>
+      </w:tabs>
+      <w:spacing w:after="0" w:line="240" w:lineRule="auto"/>
+    </w:pPr>
+  </w:style>
+  <w:style w:type="character" w:customStyle="1" w:styleId="PiedepginaCar">
+    <w:name w:val="Pie de página Car"/>
+    <w:basedOn w:val="Fuentedeprrafopredeter"/>
+    <w:link w:val="Piedepgina"/>
+    <w:uiPriority w:val="99"/>
+    <w:rsid w:val="00375B20"/>
+  </w:style>
 </w:styles>
 </file>
 
